--- a/Project 3/Research Paper.docx
+++ b/Project 3/Research Paper.docx
@@ -348,23 +348,178 @@
           <w:bCs/>
         </w:rPr>
       </w:pPr>
-    </w:p>
-    <w:p>
-      <w:pPr>
+      <w:r>
         <w:rPr>
           <w:rFonts w:cstheme="minorHAnsi"/>
           <w:b/>
           <w:bCs/>
         </w:rPr>
-      </w:pPr>
-    </w:p>
-    <w:p>
-      <w:pPr>
+        <w:lastRenderedPageBreak/>
+        <w:t>4. Dataset Description</w:t>
+      </w:r>
+    </w:p>
+    <w:p>
+      <w:pPr>
+        <w:rPr>
+          <w:rFonts w:cstheme="minorHAnsi"/>
+        </w:rPr>
+      </w:pPr>
+      <w:r>
+        <w:rPr>
+          <w:rFonts w:cstheme="minorHAnsi"/>
+        </w:rPr>
+        <w:t>The dataset contains transactional data with the following key attributes:</w:t>
+      </w:r>
+    </w:p>
+    <w:p>
+      <w:pPr>
+        <w:numPr>
+          <w:ilvl w:val="0"/>
+          <w:numId w:val="4"/>
+        </w:numPr>
+        <w:rPr>
+          <w:rFonts w:cstheme="minorHAnsi"/>
+        </w:rPr>
+      </w:pPr>
+      <w:r>
+        <w:rPr>
+          <w:rFonts w:cstheme="minorHAnsi"/>
+        </w:rPr>
+        <w:t>Product Name</w:t>
+      </w:r>
+    </w:p>
+    <w:p>
+      <w:pPr>
+        <w:numPr>
+          <w:ilvl w:val="0"/>
+          <w:numId w:val="4"/>
+        </w:numPr>
+        <w:rPr>
+          <w:rFonts w:cstheme="minorHAnsi"/>
+        </w:rPr>
+      </w:pPr>
+      <w:r>
+        <w:rPr>
+          <w:rFonts w:cstheme="minorHAnsi"/>
+        </w:rPr>
+        <w:t>Region</w:t>
+      </w:r>
+    </w:p>
+    <w:p>
+      <w:pPr>
+        <w:numPr>
+          <w:ilvl w:val="0"/>
+          <w:numId w:val="4"/>
+        </w:numPr>
+        <w:rPr>
+          <w:rFonts w:cstheme="minorHAnsi"/>
+        </w:rPr>
+      </w:pPr>
+      <w:r>
+        <w:rPr>
+          <w:rFonts w:cstheme="minorHAnsi"/>
+        </w:rPr>
+        <w:t>Ship Mode</w:t>
+      </w:r>
+    </w:p>
+    <w:p>
+      <w:pPr>
+        <w:numPr>
+          <w:ilvl w:val="0"/>
+          <w:numId w:val="4"/>
+        </w:numPr>
+        <w:rPr>
+          <w:rFonts w:cstheme="minorHAnsi"/>
+        </w:rPr>
+      </w:pPr>
+      <w:r>
+        <w:rPr>
+          <w:rFonts w:cstheme="minorHAnsi"/>
+        </w:rPr>
+        <w:t>Sales, Units, Cost</w:t>
+      </w:r>
+    </w:p>
+    <w:p>
+      <w:pPr>
+        <w:numPr>
+          <w:ilvl w:val="0"/>
+          <w:numId w:val="4"/>
+        </w:numPr>
+        <w:rPr>
+          <w:rFonts w:cstheme="minorHAnsi"/>
+        </w:rPr>
+      </w:pPr>
+      <w:r>
+        <w:rPr>
+          <w:rFonts w:cstheme="minorHAnsi"/>
+        </w:rPr>
+        <w:t>Gross Profit</w:t>
+      </w:r>
+    </w:p>
+    <w:p>
+      <w:pPr>
+        <w:numPr>
+          <w:ilvl w:val="0"/>
+          <w:numId w:val="4"/>
+        </w:numPr>
+        <w:rPr>
+          <w:rFonts w:cstheme="minorHAnsi"/>
+        </w:rPr>
+      </w:pPr>
+      <w:r>
+        <w:rPr>
+          <w:rFonts w:cstheme="minorHAnsi"/>
+        </w:rPr>
+        <w:t>Order &amp; Ship Dates</w:t>
+      </w:r>
+    </w:p>
+    <w:p>
+      <w:pPr>
+        <w:rPr>
+          <w:rFonts w:cstheme="minorHAnsi"/>
+        </w:rPr>
+      </w:pPr>
+      <w:r>
+        <w:rPr>
+          <w:rFonts w:cstheme="minorHAnsi"/>
+        </w:rPr>
+        <w:t>Derived features:</w:t>
+      </w:r>
+    </w:p>
+    <w:p>
+      <w:pPr>
+        <w:numPr>
+          <w:ilvl w:val="0"/>
+          <w:numId w:val="5"/>
+        </w:numPr>
+        <w:rPr>
+          <w:rFonts w:cstheme="minorHAnsi"/>
+        </w:rPr>
+      </w:pPr>
+      <w:r>
         <w:rPr>
           <w:rFonts w:cstheme="minorHAnsi"/>
           <w:b/>
           <w:bCs/>
         </w:rPr>
+        <w:t>Lead Time</w:t>
+      </w:r>
+      <w:r>
+        <w:rPr>
+          <w:rFonts w:cstheme="minorHAnsi"/>
+        </w:rPr>
+        <w:t xml:space="preserve"> = Ship Date − Order Date</w:t>
+      </w:r>
+    </w:p>
+    <w:p>
+      <w:pPr>
+        <w:numPr>
+          <w:ilvl w:val="0"/>
+          <w:numId w:val="5"/>
+        </w:numPr>
+        <w:rPr>
+          <w:rFonts w:cstheme="minorHAnsi"/>
+        </w:rPr>
       </w:pPr>
       <w:r>
         <w:rPr>
@@ -372,443 +527,288 @@
           <w:b/>
           <w:bCs/>
         </w:rPr>
-        <w:t>4. Dataset Description</w:t>
-      </w:r>
-    </w:p>
-    <w:p>
-      <w:pPr>
-        <w:rPr>
-          <w:rFonts w:cstheme="minorHAnsi"/>
-        </w:rPr>
-      </w:pPr>
-      <w:r>
-        <w:rPr>
-          <w:rFonts w:cstheme="minorHAnsi"/>
-        </w:rPr>
-        <w:t>The dataset contains transactional data with the following key attributes:</w:t>
-      </w:r>
-    </w:p>
-    <w:p>
-      <w:pPr>
-        <w:numPr>
-          <w:ilvl w:val="0"/>
-          <w:numId w:val="4"/>
-        </w:numPr>
-        <w:rPr>
-          <w:rFonts w:cstheme="minorHAnsi"/>
-        </w:rPr>
-      </w:pPr>
-      <w:r>
-        <w:rPr>
-          <w:rFonts w:cstheme="minorHAnsi"/>
-        </w:rPr>
-        <w:t>Product Name</w:t>
-      </w:r>
-    </w:p>
-    <w:p>
-      <w:pPr>
-        <w:numPr>
-          <w:ilvl w:val="0"/>
-          <w:numId w:val="4"/>
-        </w:numPr>
-        <w:rPr>
-          <w:rFonts w:cstheme="minorHAnsi"/>
-        </w:rPr>
-      </w:pPr>
-      <w:r>
-        <w:rPr>
-          <w:rFonts w:cstheme="minorHAnsi"/>
-        </w:rPr>
-        <w:t>Region</w:t>
-      </w:r>
-    </w:p>
-    <w:p>
-      <w:pPr>
-        <w:numPr>
-          <w:ilvl w:val="0"/>
-          <w:numId w:val="4"/>
-        </w:numPr>
-        <w:rPr>
-          <w:rFonts w:cstheme="minorHAnsi"/>
-        </w:rPr>
-      </w:pPr>
-      <w:r>
-        <w:rPr>
-          <w:rFonts w:cstheme="minorHAnsi"/>
-        </w:rPr>
-        <w:t>Ship Mode</w:t>
-      </w:r>
-    </w:p>
-    <w:p>
-      <w:pPr>
-        <w:numPr>
-          <w:ilvl w:val="0"/>
-          <w:numId w:val="4"/>
-        </w:numPr>
-        <w:rPr>
-          <w:rFonts w:cstheme="minorHAnsi"/>
-        </w:rPr>
-      </w:pPr>
-      <w:r>
-        <w:rPr>
-          <w:rFonts w:cstheme="minorHAnsi"/>
-        </w:rPr>
-        <w:t>Sales, Units, Cost</w:t>
-      </w:r>
-    </w:p>
-    <w:p>
-      <w:pPr>
-        <w:numPr>
-          <w:ilvl w:val="0"/>
-          <w:numId w:val="4"/>
-        </w:numPr>
-        <w:rPr>
-          <w:rFonts w:cstheme="minorHAnsi"/>
-        </w:rPr>
-      </w:pPr>
-      <w:r>
-        <w:rPr>
-          <w:rFonts w:cstheme="minorHAnsi"/>
-        </w:rPr>
-        <w:t>Gross Profit</w:t>
-      </w:r>
-    </w:p>
-    <w:p>
-      <w:pPr>
-        <w:numPr>
-          <w:ilvl w:val="0"/>
-          <w:numId w:val="4"/>
-        </w:numPr>
-        <w:rPr>
-          <w:rFonts w:cstheme="minorHAnsi"/>
-        </w:rPr>
-      </w:pPr>
-      <w:r>
-        <w:rPr>
-          <w:rFonts w:cstheme="minorHAnsi"/>
-        </w:rPr>
-        <w:t>Order &amp; Ship Dates</w:t>
-      </w:r>
-    </w:p>
-    <w:p>
-      <w:pPr>
-        <w:rPr>
-          <w:rFonts w:cstheme="minorHAnsi"/>
-        </w:rPr>
-      </w:pPr>
-      <w:r>
-        <w:rPr>
-          <w:rFonts w:cstheme="minorHAnsi"/>
-        </w:rPr>
-        <w:t>Derived features:</w:t>
-      </w:r>
-    </w:p>
-    <w:p>
-      <w:pPr>
-        <w:numPr>
-          <w:ilvl w:val="0"/>
-          <w:numId w:val="5"/>
-        </w:numPr>
-        <w:rPr>
-          <w:rFonts w:cstheme="minorHAnsi"/>
-        </w:rPr>
-      </w:pPr>
-      <w:r>
+        <w:t>Profit Margin</w:t>
+      </w:r>
+      <w:r>
+        <w:rPr>
+          <w:rFonts w:cstheme="minorHAnsi"/>
+        </w:rPr>
+        <w:t xml:space="preserve"> = Gross Profit / Sales</w:t>
+      </w:r>
+    </w:p>
+    <w:p>
+      <w:pPr>
         <w:rPr>
           <w:rFonts w:cstheme="minorHAnsi"/>
           <w:b/>
           <w:bCs/>
         </w:rPr>
-        <w:t>Lead Time</w:t>
-      </w:r>
-      <w:r>
-        <w:rPr>
-          <w:rFonts w:cstheme="minorHAnsi"/>
-        </w:rPr>
-        <w:t xml:space="preserve"> = Ship Date − Order Date</w:t>
-      </w:r>
-    </w:p>
-    <w:p>
-      <w:pPr>
-        <w:numPr>
-          <w:ilvl w:val="0"/>
-          <w:numId w:val="5"/>
-        </w:numPr>
-        <w:rPr>
-          <w:rFonts w:cstheme="minorHAnsi"/>
-        </w:rPr>
-      </w:pPr>
-      <w:r>
+      </w:pPr>
+    </w:p>
+    <w:p>
+      <w:pPr>
         <w:rPr>
           <w:rFonts w:cstheme="minorHAnsi"/>
           <w:b/>
           <w:bCs/>
         </w:rPr>
-        <w:t>Profit Margin</w:t>
-      </w:r>
-      <w:r>
-        <w:rPr>
-          <w:rFonts w:cstheme="minorHAnsi"/>
-        </w:rPr>
-        <w:t xml:space="preserve"> = Gross Profit / Sales</w:t>
-      </w:r>
-    </w:p>
-    <w:p>
-      <w:pPr>
+      </w:pPr>
+      <w:r>
         <w:rPr>
           <w:rFonts w:cstheme="minorHAnsi"/>
           <w:b/>
           <w:bCs/>
         </w:rPr>
-      </w:pPr>
-    </w:p>
-    <w:p>
-      <w:pPr>
+        <w:t>5. Data Preparation</w:t>
+      </w:r>
+    </w:p>
+    <w:p>
+      <w:pPr>
+        <w:rPr>
+          <w:rFonts w:cstheme="minorHAnsi"/>
+        </w:rPr>
+      </w:pPr>
+      <w:r>
+        <w:rPr>
+          <w:rFonts w:cstheme="minorHAnsi"/>
+        </w:rPr>
+        <w:t>Steps performed:</w:t>
+      </w:r>
+    </w:p>
+    <w:p>
+      <w:pPr>
+        <w:numPr>
+          <w:ilvl w:val="0"/>
+          <w:numId w:val="6"/>
+        </w:numPr>
+        <w:rPr>
+          <w:rFonts w:cstheme="minorHAnsi"/>
+        </w:rPr>
+      </w:pPr>
+      <w:r>
+        <w:rPr>
+          <w:rFonts w:cstheme="minorHAnsi"/>
+        </w:rPr>
+        <w:t>Converted date fields into datetime format</w:t>
+      </w:r>
+    </w:p>
+    <w:p>
+      <w:pPr>
+        <w:numPr>
+          <w:ilvl w:val="0"/>
+          <w:numId w:val="6"/>
+        </w:numPr>
+        <w:rPr>
+          <w:rFonts w:cstheme="minorHAnsi"/>
+        </w:rPr>
+      </w:pPr>
+      <w:r>
+        <w:rPr>
+          <w:rFonts w:cstheme="minorHAnsi"/>
+        </w:rPr>
+        <w:t xml:space="preserve">Created </w:t>
+      </w:r>
+      <w:r>
         <w:rPr>
           <w:rFonts w:cstheme="minorHAnsi"/>
           <w:b/>
           <w:bCs/>
         </w:rPr>
-      </w:pPr>
-      <w:r>
+        <w:t>Lead Time</w:t>
+      </w:r>
+      <w:r>
+        <w:rPr>
+          <w:rFonts w:cstheme="minorHAnsi"/>
+        </w:rPr>
+        <w:t xml:space="preserve"> as target variable</w:t>
+      </w:r>
+    </w:p>
+    <w:p>
+      <w:pPr>
+        <w:numPr>
+          <w:ilvl w:val="0"/>
+          <w:numId w:val="6"/>
+        </w:numPr>
+        <w:rPr>
+          <w:rFonts w:cstheme="minorHAnsi"/>
+        </w:rPr>
+      </w:pPr>
+      <w:r>
+        <w:rPr>
+          <w:rFonts w:cstheme="minorHAnsi"/>
+        </w:rPr>
+        <w:t>Encoded categorical variables:</w:t>
+      </w:r>
+    </w:p>
+    <w:p>
+      <w:pPr>
+        <w:numPr>
+          <w:ilvl w:val="1"/>
+          <w:numId w:val="6"/>
+        </w:numPr>
+        <w:rPr>
+          <w:rFonts w:cstheme="minorHAnsi"/>
+        </w:rPr>
+      </w:pPr>
+      <w:r>
+        <w:rPr>
+          <w:rFonts w:cstheme="minorHAnsi"/>
+        </w:rPr>
+        <w:t>Region</w:t>
+      </w:r>
+    </w:p>
+    <w:p>
+      <w:pPr>
+        <w:numPr>
+          <w:ilvl w:val="1"/>
+          <w:numId w:val="6"/>
+        </w:numPr>
+        <w:rPr>
+          <w:rFonts w:cstheme="minorHAnsi"/>
+        </w:rPr>
+      </w:pPr>
+      <w:r>
+        <w:rPr>
+          <w:rFonts w:cstheme="minorHAnsi"/>
+        </w:rPr>
+        <w:t>Ship Mode</w:t>
+      </w:r>
+    </w:p>
+    <w:p>
+      <w:pPr>
+        <w:numPr>
+          <w:ilvl w:val="1"/>
+          <w:numId w:val="6"/>
+        </w:numPr>
+        <w:rPr>
+          <w:rFonts w:cstheme="minorHAnsi"/>
+        </w:rPr>
+      </w:pPr>
+      <w:r>
+        <w:rPr>
+          <w:rFonts w:cstheme="minorHAnsi"/>
+        </w:rPr>
+        <w:t>Product</w:t>
+      </w:r>
+    </w:p>
+    <w:p>
+      <w:pPr>
+        <w:numPr>
+          <w:ilvl w:val="1"/>
+          <w:numId w:val="6"/>
+        </w:numPr>
+        <w:rPr>
+          <w:rFonts w:cstheme="minorHAnsi"/>
+        </w:rPr>
+      </w:pPr>
+      <w:r>
+        <w:rPr>
+          <w:rFonts w:cstheme="minorHAnsi"/>
+        </w:rPr>
+        <w:t>Factory</w:t>
+      </w:r>
+    </w:p>
+    <w:p>
+      <w:pPr>
+        <w:numPr>
+          <w:ilvl w:val="0"/>
+          <w:numId w:val="6"/>
+        </w:numPr>
+        <w:rPr>
+          <w:rFonts w:cstheme="minorHAnsi"/>
+        </w:rPr>
+      </w:pPr>
+      <w:r>
+        <w:rPr>
+          <w:rFonts w:cstheme="minorHAnsi"/>
+        </w:rPr>
+        <w:t>Normalized numerical features:</w:t>
+      </w:r>
+    </w:p>
+    <w:p>
+      <w:pPr>
+        <w:numPr>
+          <w:ilvl w:val="1"/>
+          <w:numId w:val="6"/>
+        </w:numPr>
+        <w:rPr>
+          <w:rFonts w:cstheme="minorHAnsi"/>
+        </w:rPr>
+      </w:pPr>
+      <w:r>
+        <w:rPr>
+          <w:rFonts w:cstheme="minorHAnsi"/>
+        </w:rPr>
+        <w:t>Sales</w:t>
+      </w:r>
+    </w:p>
+    <w:p>
+      <w:pPr>
+        <w:numPr>
+          <w:ilvl w:val="1"/>
+          <w:numId w:val="6"/>
+        </w:numPr>
+        <w:rPr>
+          <w:rFonts w:cstheme="minorHAnsi"/>
+        </w:rPr>
+      </w:pPr>
+      <w:r>
+        <w:rPr>
+          <w:rFonts w:cstheme="minorHAnsi"/>
+        </w:rPr>
+        <w:t>Units</w:t>
+      </w:r>
+    </w:p>
+    <w:p>
+      <w:pPr>
+        <w:numPr>
+          <w:ilvl w:val="1"/>
+          <w:numId w:val="6"/>
+        </w:numPr>
+        <w:rPr>
+          <w:rFonts w:cstheme="minorHAnsi"/>
+        </w:rPr>
+      </w:pPr>
+      <w:r>
+        <w:rPr>
+          <w:rFonts w:cstheme="minorHAnsi"/>
+        </w:rPr>
+        <w:t>Cost</w:t>
+      </w:r>
+    </w:p>
+    <w:p>
+      <w:pPr>
+        <w:numPr>
+          <w:ilvl w:val="0"/>
+          <w:numId w:val="6"/>
+        </w:numPr>
+        <w:rPr>
+          <w:rFonts w:cstheme="minorHAnsi"/>
+        </w:rPr>
+      </w:pPr>
+      <w:r>
+        <w:rPr>
+          <w:rFonts w:cstheme="minorHAnsi"/>
+        </w:rPr>
+        <w:t>Removed extreme outliers to ensure model stability</w:t>
+      </w:r>
+    </w:p>
+    <w:p>
+      <w:pPr>
         <w:rPr>
           <w:rFonts w:cstheme="minorHAnsi"/>
           <w:b/>
           <w:bCs/>
         </w:rPr>
-        <w:t>5. Data Preparation</w:t>
-      </w:r>
-    </w:p>
-    <w:p>
-      <w:pPr>
-        <w:rPr>
-          <w:rFonts w:cstheme="minorHAnsi"/>
-        </w:rPr>
-      </w:pPr>
-      <w:r>
-        <w:rPr>
-          <w:rFonts w:cstheme="minorHAnsi"/>
-        </w:rPr>
-        <w:t>Steps performed:</w:t>
-      </w:r>
-    </w:p>
-    <w:p>
-      <w:pPr>
-        <w:numPr>
-          <w:ilvl w:val="0"/>
-          <w:numId w:val="6"/>
-        </w:numPr>
-        <w:rPr>
-          <w:rFonts w:cstheme="minorHAnsi"/>
-        </w:rPr>
-      </w:pPr>
-      <w:r>
-        <w:rPr>
-          <w:rFonts w:cstheme="minorHAnsi"/>
-        </w:rPr>
-        <w:t>Converted date fields into datetime format</w:t>
-      </w:r>
-    </w:p>
-    <w:p>
-      <w:pPr>
-        <w:numPr>
-          <w:ilvl w:val="0"/>
-          <w:numId w:val="6"/>
-        </w:numPr>
-        <w:rPr>
-          <w:rFonts w:cstheme="minorHAnsi"/>
-        </w:rPr>
-      </w:pPr>
-      <w:r>
-        <w:rPr>
-          <w:rFonts w:cstheme="minorHAnsi"/>
-        </w:rPr>
-        <w:t xml:space="preserve">Created </w:t>
-      </w:r>
+      </w:pPr>
       <w:r>
         <w:rPr>
           <w:rFonts w:cstheme="minorHAnsi"/>
           <w:b/>
           <w:bCs/>
         </w:rPr>
-        <w:t>Lead Time</w:t>
-      </w:r>
-      <w:r>
-        <w:rPr>
-          <w:rFonts w:cstheme="minorHAnsi"/>
-        </w:rPr>
-        <w:t xml:space="preserve"> as target variable</w:t>
-      </w:r>
-    </w:p>
-    <w:p>
-      <w:pPr>
-        <w:numPr>
-          <w:ilvl w:val="0"/>
-          <w:numId w:val="6"/>
-        </w:numPr>
-        <w:rPr>
-          <w:rFonts w:cstheme="minorHAnsi"/>
-        </w:rPr>
-      </w:pPr>
-      <w:r>
-        <w:rPr>
-          <w:rFonts w:cstheme="minorHAnsi"/>
-        </w:rPr>
-        <w:t>Encoded categorical variables:</w:t>
-      </w:r>
-    </w:p>
-    <w:p>
-      <w:pPr>
-        <w:numPr>
-          <w:ilvl w:val="1"/>
-          <w:numId w:val="6"/>
-        </w:numPr>
-        <w:rPr>
-          <w:rFonts w:cstheme="minorHAnsi"/>
-        </w:rPr>
-      </w:pPr>
-      <w:r>
-        <w:rPr>
-          <w:rFonts w:cstheme="minorHAnsi"/>
-        </w:rPr>
-        <w:t>Region</w:t>
-      </w:r>
-    </w:p>
-    <w:p>
-      <w:pPr>
-        <w:numPr>
-          <w:ilvl w:val="1"/>
-          <w:numId w:val="6"/>
-        </w:numPr>
-        <w:rPr>
-          <w:rFonts w:cstheme="minorHAnsi"/>
-        </w:rPr>
-      </w:pPr>
-      <w:r>
-        <w:rPr>
-          <w:rFonts w:cstheme="minorHAnsi"/>
-        </w:rPr>
-        <w:t>Ship Mode</w:t>
-      </w:r>
-    </w:p>
-    <w:p>
-      <w:pPr>
-        <w:numPr>
-          <w:ilvl w:val="1"/>
-          <w:numId w:val="6"/>
-        </w:numPr>
-        <w:rPr>
-          <w:rFonts w:cstheme="minorHAnsi"/>
-        </w:rPr>
-      </w:pPr>
-      <w:r>
-        <w:rPr>
-          <w:rFonts w:cstheme="minorHAnsi"/>
-        </w:rPr>
-        <w:t>Product</w:t>
-      </w:r>
-    </w:p>
-    <w:p>
-      <w:pPr>
-        <w:numPr>
-          <w:ilvl w:val="1"/>
-          <w:numId w:val="6"/>
-        </w:numPr>
-        <w:rPr>
-          <w:rFonts w:cstheme="minorHAnsi"/>
-        </w:rPr>
-      </w:pPr>
-      <w:r>
-        <w:rPr>
-          <w:rFonts w:cstheme="minorHAnsi"/>
-        </w:rPr>
-        <w:t>Factory</w:t>
-      </w:r>
-    </w:p>
-    <w:p>
-      <w:pPr>
-        <w:numPr>
-          <w:ilvl w:val="0"/>
-          <w:numId w:val="6"/>
-        </w:numPr>
-        <w:rPr>
-          <w:rFonts w:cstheme="minorHAnsi"/>
-        </w:rPr>
-      </w:pPr>
-      <w:r>
-        <w:rPr>
-          <w:rFonts w:cstheme="minorHAnsi"/>
-        </w:rPr>
-        <w:t>Normalized numerical features:</w:t>
-      </w:r>
-    </w:p>
-    <w:p>
-      <w:pPr>
-        <w:numPr>
-          <w:ilvl w:val="1"/>
-          <w:numId w:val="6"/>
-        </w:numPr>
-        <w:rPr>
-          <w:rFonts w:cstheme="minorHAnsi"/>
-        </w:rPr>
-      </w:pPr>
-      <w:r>
-        <w:rPr>
-          <w:rFonts w:cstheme="minorHAnsi"/>
-        </w:rPr>
-        <w:t>Sales</w:t>
-      </w:r>
-    </w:p>
-    <w:p>
-      <w:pPr>
-        <w:numPr>
-          <w:ilvl w:val="1"/>
-          <w:numId w:val="6"/>
-        </w:numPr>
-        <w:rPr>
-          <w:rFonts w:cstheme="minorHAnsi"/>
-        </w:rPr>
-      </w:pPr>
-      <w:r>
-        <w:rPr>
-          <w:rFonts w:cstheme="minorHAnsi"/>
-        </w:rPr>
-        <w:t>Units</w:t>
-      </w:r>
-    </w:p>
-    <w:p>
-      <w:pPr>
-        <w:numPr>
-          <w:ilvl w:val="1"/>
-          <w:numId w:val="6"/>
-        </w:numPr>
-        <w:rPr>
-          <w:rFonts w:cstheme="minorHAnsi"/>
-        </w:rPr>
-      </w:pPr>
-      <w:r>
-        <w:rPr>
-          <w:rFonts w:cstheme="minorHAnsi"/>
-        </w:rPr>
         <w:lastRenderedPageBreak/>
-        <w:t>Cost</w:t>
-      </w:r>
-    </w:p>
-    <w:p>
-      <w:pPr>
-        <w:numPr>
-          <w:ilvl w:val="0"/>
-          <w:numId w:val="6"/>
-        </w:numPr>
-        <w:rPr>
-          <w:rFonts w:cstheme="minorHAnsi"/>
-        </w:rPr>
-      </w:pPr>
-      <w:r>
-        <w:rPr>
-          <w:rFonts w:cstheme="minorHAnsi"/>
-        </w:rPr>
-        <w:t>Removed extreme outliers to ensure model stability</w:t>
+        <w:t>6. Predictive Modeling</w:t>
       </w:r>
     </w:p>
     <w:p>
@@ -819,14 +819,20 @@
           <w:bCs/>
         </w:rPr>
       </w:pPr>
-    </w:p>
-    <w:p>
-      <w:pPr>
+      <w:r>
         <w:rPr>
           <w:rFonts w:cstheme="minorHAnsi"/>
           <w:b/>
           <w:bCs/>
         </w:rPr>
+        <w:t>Target:</w:t>
+      </w:r>
+    </w:p>
+    <w:p>
+      <w:pPr>
+        <w:rPr>
+          <w:rFonts w:cstheme="minorHAnsi"/>
+        </w:rPr>
       </w:pPr>
       <w:r>
         <w:rPr>
@@ -834,7 +840,7 @@
           <w:b/>
           <w:bCs/>
         </w:rPr>
-        <w:t>6. Predictive Modeling</w:t>
+        <w:t>Lead Time</w:t>
       </w:r>
     </w:p>
     <w:p>
@@ -851,133 +857,235 @@
           <w:b/>
           <w:bCs/>
         </w:rPr>
-        <w:t>Target:</w:t>
-      </w:r>
-    </w:p>
-    <w:p>
-      <w:pPr>
-        <w:rPr>
-          <w:rFonts w:cstheme="minorHAnsi"/>
-        </w:rPr>
-      </w:pPr>
-      <w:r>
+        <w:t>Input Features:</w:t>
+      </w:r>
+    </w:p>
+    <w:p>
+      <w:pPr>
+        <w:numPr>
+          <w:ilvl w:val="0"/>
+          <w:numId w:val="7"/>
+        </w:numPr>
+        <w:rPr>
+          <w:rFonts w:cstheme="minorHAnsi"/>
+        </w:rPr>
+      </w:pPr>
+      <w:r>
+        <w:rPr>
+          <w:rFonts w:cstheme="minorHAnsi"/>
+        </w:rPr>
+        <w:t>Product</w:t>
+      </w:r>
+    </w:p>
+    <w:p>
+      <w:pPr>
+        <w:numPr>
+          <w:ilvl w:val="0"/>
+          <w:numId w:val="7"/>
+        </w:numPr>
+        <w:rPr>
+          <w:rFonts w:cstheme="minorHAnsi"/>
+        </w:rPr>
+      </w:pPr>
+      <w:r>
+        <w:rPr>
+          <w:rFonts w:cstheme="minorHAnsi"/>
+        </w:rPr>
+        <w:t>Factory</w:t>
+      </w:r>
+    </w:p>
+    <w:p>
+      <w:pPr>
+        <w:numPr>
+          <w:ilvl w:val="0"/>
+          <w:numId w:val="7"/>
+        </w:numPr>
+        <w:rPr>
+          <w:rFonts w:cstheme="minorHAnsi"/>
+        </w:rPr>
+      </w:pPr>
+      <w:r>
+        <w:rPr>
+          <w:rFonts w:cstheme="minorHAnsi"/>
+        </w:rPr>
+        <w:t>Region</w:t>
+      </w:r>
+    </w:p>
+    <w:p>
+      <w:pPr>
+        <w:numPr>
+          <w:ilvl w:val="0"/>
+          <w:numId w:val="7"/>
+        </w:numPr>
+        <w:rPr>
+          <w:rFonts w:cstheme="minorHAnsi"/>
+        </w:rPr>
+      </w:pPr>
+      <w:r>
+        <w:rPr>
+          <w:rFonts w:cstheme="minorHAnsi"/>
+        </w:rPr>
+        <w:t>Ship Mode</w:t>
+      </w:r>
+    </w:p>
+    <w:p>
+      <w:pPr>
+        <w:numPr>
+          <w:ilvl w:val="0"/>
+          <w:numId w:val="7"/>
+        </w:numPr>
+        <w:rPr>
+          <w:rFonts w:cstheme="minorHAnsi"/>
+        </w:rPr>
+      </w:pPr>
+      <w:r>
+        <w:rPr>
+          <w:rFonts w:cstheme="minorHAnsi"/>
+        </w:rPr>
+        <w:t>Sales, Units, Cost</w:t>
+      </w:r>
+    </w:p>
+    <w:p>
+      <w:pPr>
         <w:rPr>
           <w:rFonts w:cstheme="minorHAnsi"/>
           <w:b/>
           <w:bCs/>
         </w:rPr>
-        <w:t>Lead Time</w:t>
-      </w:r>
-    </w:p>
-    <w:p>
-      <w:pPr>
+      </w:pPr>
+      <w:r>
         <w:rPr>
           <w:rFonts w:cstheme="minorHAnsi"/>
           <w:b/>
           <w:bCs/>
         </w:rPr>
-      </w:pPr>
-      <w:r>
+        <w:t>Models Used:</w:t>
+      </w:r>
+    </w:p>
+    <w:p>
+      <w:pPr>
+        <w:numPr>
+          <w:ilvl w:val="0"/>
+          <w:numId w:val="8"/>
+        </w:numPr>
+        <w:rPr>
+          <w:rFonts w:cstheme="minorHAnsi"/>
+        </w:rPr>
+      </w:pPr>
+      <w:r>
+        <w:rPr>
+          <w:rFonts w:cstheme="minorHAnsi"/>
+        </w:rPr>
+        <w:t>Linear Regression (Baseline)</w:t>
+      </w:r>
+    </w:p>
+    <w:p>
+      <w:pPr>
+        <w:numPr>
+          <w:ilvl w:val="0"/>
+          <w:numId w:val="8"/>
+        </w:numPr>
+        <w:rPr>
+          <w:rFonts w:cstheme="minorHAnsi"/>
+        </w:rPr>
+      </w:pPr>
+      <w:r>
+        <w:rPr>
+          <w:rFonts w:cstheme="minorHAnsi"/>
+        </w:rPr>
+        <w:t>Random Forest Regressor (Best performer)</w:t>
+      </w:r>
+    </w:p>
+    <w:p>
+      <w:pPr>
+        <w:numPr>
+          <w:ilvl w:val="0"/>
+          <w:numId w:val="8"/>
+        </w:numPr>
+        <w:rPr>
+          <w:rFonts w:cstheme="minorHAnsi"/>
+        </w:rPr>
+      </w:pPr>
+      <w:r>
+        <w:rPr>
+          <w:rFonts w:cstheme="minorHAnsi"/>
+        </w:rPr>
+        <w:t>Gradient Boosting Regressor</w:t>
+      </w:r>
+    </w:p>
+    <w:p>
+      <w:pPr>
         <w:rPr>
           <w:rFonts w:cstheme="minorHAnsi"/>
           <w:b/>
           <w:bCs/>
         </w:rPr>
-        <w:t>Input Features:</w:t>
-      </w:r>
-    </w:p>
-    <w:p>
-      <w:pPr>
-        <w:numPr>
-          <w:ilvl w:val="0"/>
-          <w:numId w:val="7"/>
-        </w:numPr>
-        <w:rPr>
-          <w:rFonts w:cstheme="minorHAnsi"/>
-        </w:rPr>
-      </w:pPr>
-      <w:r>
-        <w:rPr>
-          <w:rFonts w:cstheme="minorHAnsi"/>
-        </w:rPr>
-        <w:t>Product</w:t>
-      </w:r>
-    </w:p>
-    <w:p>
-      <w:pPr>
-        <w:numPr>
-          <w:ilvl w:val="0"/>
-          <w:numId w:val="7"/>
-        </w:numPr>
-        <w:rPr>
-          <w:rFonts w:cstheme="minorHAnsi"/>
-        </w:rPr>
-      </w:pPr>
-      <w:r>
-        <w:rPr>
-          <w:rFonts w:cstheme="minorHAnsi"/>
-        </w:rPr>
-        <w:t>Factory</w:t>
-      </w:r>
-    </w:p>
-    <w:p>
-      <w:pPr>
-        <w:numPr>
-          <w:ilvl w:val="0"/>
-          <w:numId w:val="7"/>
-        </w:numPr>
-        <w:rPr>
-          <w:rFonts w:cstheme="minorHAnsi"/>
-        </w:rPr>
-      </w:pPr>
-      <w:r>
-        <w:rPr>
-          <w:rFonts w:cstheme="minorHAnsi"/>
-        </w:rPr>
-        <w:t>Region</w:t>
-      </w:r>
-    </w:p>
-    <w:p>
-      <w:pPr>
-        <w:numPr>
-          <w:ilvl w:val="0"/>
-          <w:numId w:val="7"/>
-        </w:numPr>
-        <w:rPr>
-          <w:rFonts w:cstheme="minorHAnsi"/>
-        </w:rPr>
-      </w:pPr>
-      <w:r>
-        <w:rPr>
-          <w:rFonts w:cstheme="minorHAnsi"/>
-        </w:rPr>
-        <w:t>Ship Mode</w:t>
-      </w:r>
-    </w:p>
-    <w:p>
-      <w:pPr>
-        <w:numPr>
-          <w:ilvl w:val="0"/>
-          <w:numId w:val="7"/>
-        </w:numPr>
-        <w:rPr>
-          <w:rFonts w:cstheme="minorHAnsi"/>
-        </w:rPr>
-      </w:pPr>
-      <w:r>
-        <w:rPr>
-          <w:rFonts w:cstheme="minorHAnsi"/>
-        </w:rPr>
-        <w:t>Sales, Units, Cost</w:t>
-      </w:r>
-    </w:p>
-    <w:p>
-      <w:pPr>
+      </w:pPr>
+      <w:r>
         <w:rPr>
           <w:rFonts w:cstheme="minorHAnsi"/>
           <w:b/>
           <w:bCs/>
         </w:rPr>
+        <w:t>Model Evaluation Metrics:</w:t>
+      </w:r>
+    </w:p>
+    <w:p>
+      <w:pPr>
+        <w:numPr>
+          <w:ilvl w:val="0"/>
+          <w:numId w:val="9"/>
+        </w:numPr>
+        <w:rPr>
+          <w:rFonts w:cstheme="minorHAnsi"/>
+        </w:rPr>
+      </w:pPr>
+      <w:r>
+        <w:rPr>
+          <w:rFonts w:cstheme="minorHAnsi"/>
+        </w:rPr>
+        <w:t>RMSE → penalizes large errors</w:t>
+      </w:r>
+    </w:p>
+    <w:p>
+      <w:pPr>
+        <w:numPr>
+          <w:ilvl w:val="0"/>
+          <w:numId w:val="9"/>
+        </w:numPr>
+        <w:rPr>
+          <w:rFonts w:cstheme="minorHAnsi"/>
+        </w:rPr>
+      </w:pPr>
+      <w:r>
+        <w:rPr>
+          <w:rFonts w:cstheme="minorHAnsi"/>
+        </w:rPr>
+        <w:t>MAE → average prediction error</w:t>
+      </w:r>
+    </w:p>
+    <w:p>
+      <w:pPr>
+        <w:numPr>
+          <w:ilvl w:val="0"/>
+          <w:numId w:val="9"/>
+        </w:numPr>
+        <w:rPr>
+          <w:rFonts w:cstheme="minorHAnsi"/>
+        </w:rPr>
+      </w:pPr>
+      <w:r>
+        <w:rPr>
+          <w:rFonts w:cstheme="minorHAnsi"/>
+        </w:rPr>
+        <w:t>R² → variance explained</w:t>
+      </w:r>
+    </w:p>
+    <w:p>
+      <w:pPr>
+        <w:rPr>
+          <w:rFonts w:cstheme="minorHAnsi"/>
+        </w:rPr>
       </w:pPr>
       <w:r>
         <w:rPr>
@@ -985,58 +1093,20 @@
           <w:b/>
           <w:bCs/>
         </w:rPr>
-        <w:t>Models Used:</w:t>
-      </w:r>
-    </w:p>
-    <w:p>
-      <w:pPr>
-        <w:numPr>
-          <w:ilvl w:val="0"/>
-          <w:numId w:val="8"/>
-        </w:numPr>
-        <w:rPr>
-          <w:rFonts w:cstheme="minorHAnsi"/>
-        </w:rPr>
-      </w:pPr>
-      <w:r>
-        <w:rPr>
-          <w:rFonts w:cstheme="minorHAnsi"/>
-        </w:rPr>
-        <w:t>Linear Regression (Baseline)</w:t>
-      </w:r>
-    </w:p>
-    <w:p>
-      <w:pPr>
-        <w:numPr>
-          <w:ilvl w:val="0"/>
-          <w:numId w:val="8"/>
-        </w:numPr>
-        <w:rPr>
-          <w:rFonts w:cstheme="minorHAnsi"/>
-        </w:rPr>
-      </w:pPr>
-      <w:r>
-        <w:rPr>
-          <w:rFonts w:cstheme="minorHAnsi"/>
-        </w:rPr>
-        <w:t>Random Forest Regressor (Best performer)</w:t>
-      </w:r>
-    </w:p>
-    <w:p>
-      <w:pPr>
-        <w:numPr>
-          <w:ilvl w:val="0"/>
-          <w:numId w:val="8"/>
-        </w:numPr>
-        <w:rPr>
-          <w:rFonts w:cstheme="minorHAnsi"/>
-        </w:rPr>
-      </w:pPr>
-      <w:r>
-        <w:rPr>
-          <w:rFonts w:cstheme="minorHAnsi"/>
-        </w:rPr>
-        <w:t>Gradient Boosting Regressor</w:t>
+        <w:t>Final Model Selected:</w:t>
+      </w:r>
+      <w:r>
+        <w:rPr>
+          <w:rFonts w:cstheme="minorHAnsi"/>
+        </w:rPr>
+        <w:t xml:space="preserve"> Random Forest</w:t>
+      </w:r>
+      <w:r>
+        <w:rPr>
+          <w:rFonts w:cstheme="minorHAnsi"/>
+        </w:rPr>
+        <w:br/>
+        <w:t>Reason: Best balance of accuracy and interpretability</w:t>
       </w:r>
     </w:p>
     <w:p>
@@ -1047,71 +1117,14 @@
           <w:bCs/>
         </w:rPr>
       </w:pPr>
-      <w:r>
+    </w:p>
+    <w:p>
+      <w:pPr>
         <w:rPr>
           <w:rFonts w:cstheme="minorHAnsi"/>
           <w:b/>
           <w:bCs/>
         </w:rPr>
-        <w:t>Model Evaluation Metrics:</w:t>
-      </w:r>
-    </w:p>
-    <w:p>
-      <w:pPr>
-        <w:numPr>
-          <w:ilvl w:val="0"/>
-          <w:numId w:val="9"/>
-        </w:numPr>
-        <w:rPr>
-          <w:rFonts w:cstheme="minorHAnsi"/>
-        </w:rPr>
-      </w:pPr>
-      <w:r>
-        <w:rPr>
-          <w:rFonts w:cstheme="minorHAnsi"/>
-        </w:rPr>
-        <w:t>RMSE → penalizes large errors</w:t>
-      </w:r>
-    </w:p>
-    <w:p>
-      <w:pPr>
-        <w:numPr>
-          <w:ilvl w:val="0"/>
-          <w:numId w:val="9"/>
-        </w:numPr>
-        <w:rPr>
-          <w:rFonts w:cstheme="minorHAnsi"/>
-        </w:rPr>
-      </w:pPr>
-      <w:r>
-        <w:rPr>
-          <w:rFonts w:cstheme="minorHAnsi"/>
-        </w:rPr>
-        <w:t>MAE → average prediction error</w:t>
-      </w:r>
-    </w:p>
-    <w:p>
-      <w:pPr>
-        <w:numPr>
-          <w:ilvl w:val="0"/>
-          <w:numId w:val="9"/>
-        </w:numPr>
-        <w:rPr>
-          <w:rFonts w:cstheme="minorHAnsi"/>
-        </w:rPr>
-      </w:pPr>
-      <w:r>
-        <w:rPr>
-          <w:rFonts w:cstheme="minorHAnsi"/>
-        </w:rPr>
-        <w:t>R² → variance explained</w:t>
-      </w:r>
-    </w:p>
-    <w:p>
-      <w:pPr>
-        <w:rPr>
-          <w:rFonts w:cstheme="minorHAnsi"/>
-        </w:rPr>
       </w:pPr>
       <w:r>
         <w:rPr>
@@ -1119,20 +1132,88 @@
           <w:b/>
           <w:bCs/>
         </w:rPr>
-        <w:t>Final Model Selected:</w:t>
-      </w:r>
-      <w:r>
-        <w:rPr>
-          <w:rFonts w:cstheme="minorHAnsi"/>
-        </w:rPr>
-        <w:t xml:space="preserve"> Random Forest</w:t>
-      </w:r>
-      <w:r>
-        <w:rPr>
-          <w:rFonts w:cstheme="minorHAnsi"/>
-        </w:rPr>
-        <w:br/>
-        <w:t>Reason: Best balance of accuracy and interpretability</w:t>
+        <w:t>7. Scenario Simulation Engine</w:t>
+      </w:r>
+    </w:p>
+    <w:p>
+      <w:pPr>
+        <w:rPr>
+          <w:rFonts w:cstheme="minorHAnsi"/>
+        </w:rPr>
+      </w:pPr>
+      <w:r>
+        <w:rPr>
+          <w:rFonts w:cstheme="minorHAnsi"/>
+        </w:rPr>
+        <w:t>For each product:</w:t>
+      </w:r>
+    </w:p>
+    <w:p>
+      <w:pPr>
+        <w:numPr>
+          <w:ilvl w:val="0"/>
+          <w:numId w:val="10"/>
+        </w:numPr>
+        <w:rPr>
+          <w:rFonts w:cstheme="minorHAnsi"/>
+        </w:rPr>
+      </w:pPr>
+      <w:r>
+        <w:rPr>
+          <w:rFonts w:cstheme="minorHAnsi"/>
+        </w:rPr>
+        <w:t>Simulated assignment across all factories</w:t>
+      </w:r>
+    </w:p>
+    <w:p>
+      <w:pPr>
+        <w:numPr>
+          <w:ilvl w:val="0"/>
+          <w:numId w:val="10"/>
+        </w:numPr>
+        <w:rPr>
+          <w:rFonts w:cstheme="minorHAnsi"/>
+        </w:rPr>
+      </w:pPr>
+      <w:r>
+        <w:rPr>
+          <w:rFonts w:cstheme="minorHAnsi"/>
+        </w:rPr>
+        <w:t>Predicted lead time for each scenario</w:t>
+      </w:r>
+    </w:p>
+    <w:p>
+      <w:pPr>
+        <w:numPr>
+          <w:ilvl w:val="0"/>
+          <w:numId w:val="10"/>
+        </w:numPr>
+        <w:rPr>
+          <w:rFonts w:cstheme="minorHAnsi"/>
+        </w:rPr>
+      </w:pPr>
+      <w:r>
+        <w:rPr>
+          <w:rFonts w:cstheme="minorHAnsi"/>
+        </w:rPr>
+        <w:t>Estimated profit impact</w:t>
+      </w:r>
+    </w:p>
+    <w:p>
+      <w:pPr>
+        <w:numPr>
+          <w:ilvl w:val="0"/>
+          <w:numId w:val="10"/>
+        </w:numPr>
+        <w:rPr>
+          <w:rFonts w:cstheme="minorHAnsi"/>
+        </w:rPr>
+      </w:pPr>
+      <w:r>
+        <w:rPr>
+          <w:rFonts w:cstheme="minorHAnsi"/>
+        </w:rPr>
+        <w:t>Compared with current performance</w:t>
       </w:r>
     </w:p>
     <w:p>
@@ -1143,129 +1224,13 @@
           <w:bCs/>
         </w:rPr>
       </w:pPr>
-    </w:p>
-    <w:p>
-      <w:pPr>
+      <w:r>
         <w:rPr>
           <w:rFonts w:cstheme="minorHAnsi"/>
           <w:b/>
           <w:bCs/>
         </w:rPr>
-      </w:pPr>
-      <w:r>
-        <w:rPr>
-          <w:rFonts w:cstheme="minorHAnsi"/>
-          <w:b/>
-          <w:bCs/>
-        </w:rPr>
-        <w:t>7. Scenario Simulation Engine</w:t>
-      </w:r>
-    </w:p>
-    <w:p>
-      <w:pPr>
-        <w:rPr>
-          <w:rFonts w:cstheme="minorHAnsi"/>
-        </w:rPr>
-      </w:pPr>
-      <w:r>
-        <w:rPr>
-          <w:rFonts w:cstheme="minorHAnsi"/>
-        </w:rPr>
-        <w:t>For each product:</w:t>
-      </w:r>
-    </w:p>
-    <w:p>
-      <w:pPr>
-        <w:numPr>
-          <w:ilvl w:val="0"/>
-          <w:numId w:val="10"/>
-        </w:numPr>
-        <w:rPr>
-          <w:rFonts w:cstheme="minorHAnsi"/>
-        </w:rPr>
-      </w:pPr>
-      <w:r>
-        <w:rPr>
-          <w:rFonts w:cstheme="minorHAnsi"/>
-        </w:rPr>
-        <w:t>Simulated assignment across all factories</w:t>
-      </w:r>
-    </w:p>
-    <w:p>
-      <w:pPr>
-        <w:numPr>
-          <w:ilvl w:val="0"/>
-          <w:numId w:val="10"/>
-        </w:numPr>
-        <w:rPr>
-          <w:rFonts w:cstheme="minorHAnsi"/>
-        </w:rPr>
-      </w:pPr>
-      <w:r>
-        <w:rPr>
-          <w:rFonts w:cstheme="minorHAnsi"/>
-        </w:rPr>
         <w:lastRenderedPageBreak/>
-        <w:t>Predicted lead time for each scenario</w:t>
-      </w:r>
-    </w:p>
-    <w:p>
-      <w:pPr>
-        <w:numPr>
-          <w:ilvl w:val="0"/>
-          <w:numId w:val="10"/>
-        </w:numPr>
-        <w:rPr>
-          <w:rFonts w:cstheme="minorHAnsi"/>
-        </w:rPr>
-      </w:pPr>
-      <w:r>
-        <w:rPr>
-          <w:rFonts w:cstheme="minorHAnsi"/>
-        </w:rPr>
-        <w:t>Estimated profit impact</w:t>
-      </w:r>
-    </w:p>
-    <w:p>
-      <w:pPr>
-        <w:numPr>
-          <w:ilvl w:val="0"/>
-          <w:numId w:val="10"/>
-        </w:numPr>
-        <w:rPr>
-          <w:rFonts w:cstheme="minorHAnsi"/>
-        </w:rPr>
-      </w:pPr>
-      <w:r>
-        <w:rPr>
-          <w:rFonts w:cstheme="minorHAnsi"/>
-        </w:rPr>
-        <w:t>Compared with current performance</w:t>
-      </w:r>
-    </w:p>
-    <w:p>
-      <w:pPr>
-        <w:rPr>
-          <w:rFonts w:cstheme="minorHAnsi"/>
-          <w:b/>
-          <w:bCs/>
-        </w:rPr>
-      </w:pPr>
-    </w:p>
-    <w:p>
-      <w:pPr>
-        <w:rPr>
-          <w:rFonts w:cstheme="minorHAnsi"/>
-          <w:b/>
-          <w:bCs/>
-        </w:rPr>
-      </w:pPr>
-      <w:r>
-        <w:rPr>
-          <w:rFonts w:cstheme="minorHAnsi"/>
-          <w:b/>
-          <w:bCs/>
-        </w:rPr>
         <w:t>8. Optimization Logic</w:t>
       </w:r>
     </w:p>
@@ -1763,7 +1728,6 @@
           <w:b/>
           <w:bCs/>
         </w:rPr>
-        <w:lastRenderedPageBreak/>
         <w:t>11. Streamlit Dashboard</w:t>
       </w:r>
     </w:p>
@@ -1828,6 +1792,7 @@
         <w:rPr>
           <w:rFonts w:cstheme="minorHAnsi"/>
         </w:rPr>
+        <w:lastRenderedPageBreak/>
         <w:t>Recommendation Dashboard</w:t>
       </w:r>
     </w:p>
@@ -2049,6 +2014,12 @@
     <w:sectPr>
       <w:pgSz w:w="12240" w:h="15840"/>
       <w:pgMar w:top="1440" w:right="1440" w:bottom="1440" w:left="1440" w:header="720" w:footer="720" w:gutter="0"/>
+      <w:pgBorders w:offsetFrom="page">
+        <w:top w:val="single" w:sz="4" w:space="24" w:color="auto"/>
+        <w:left w:val="single" w:sz="4" w:space="24" w:color="auto"/>
+        <w:bottom w:val="single" w:sz="4" w:space="24" w:color="auto"/>
+        <w:right w:val="single" w:sz="4" w:space="24" w:color="auto"/>
+      </w:pgBorders>
       <w:cols w:space="720"/>
       <w:docGrid w:linePitch="360"/>
     </w:sectPr>
